--- a/reports/phase1/D1_2_Label_Inventory_v0_4.docx
+++ b/reports/phase1/D1_2_Label_Inventory_v0_4.docx
@@ -7,7 +7,7 @@
         <w:pStyle w:val="Title"/>
       </w:pPr>
       <w:r>
-        <w:t xml:space="preserve">Inshallah Label Inventory Version 0.4</w:t>
+        <w:t>Inshallah Label Inventory Version 0.4</w:t>
       </w:r>
     </w:p>
     <w:p>
@@ -17,7 +17,7 @@
     </w:p>
     <w:p>
       <w:r>
-        <w:t xml:space="preserve">Examples are verbatim excerpts of real corpus records. Each Arabic example is followed by its English translation; inshallah is left untranslated because its function is what the label records. The source reference of each example is listed in label_examples.csv, and the extraction notebook pulls each example from its source record. These are illustrative judgments, not gold Phase 3 annotations.</w:t>
+        <w:t xml:space="preserve">Examples are verbatim excerpts of real corpus records. Each Arabic example is followed by our English translation; inshallah is left untranslated because its function is what the label records. The source reference of each example is listed in label_examples.csv, and the extraction notebook pulls each example from its source record. These are illustrative judgments, not gold Phase 3 annotations.</w:t>
       </w:r>
     </w:p>
     <w:p>
@@ -54,9 +54,7 @@
       <w:r>
         <w:rPr>
           <w:i/>
-          <w:iCs/>
-          <w:sz w:val="18"/>
-          <w:szCs w:val="18"/>
+          <w:sz w:val="20"/>
         </w:rPr>
         <w:t xml:space="preserve">“And I’m going, inshallah, to get the medicine.”</w:t>
       </w:r>
@@ -90,11 +88,9 @@
       <w:r>
         <w:rPr>
           <w:i/>
-          <w:iCs/>
-          <w:sz w:val="18"/>
-          <w:szCs w:val="18"/>
+          <w:sz w:val="20"/>
         </w:rPr>
-        <w:t xml:space="preserve">“I will tell him, inshallah.”</w:t>
+        <w:t xml:space="preserve">“I’ll tell him, inshallah.”</w:t>
       </w:r>
     </w:p>
     <w:p>
@@ -126,11 +122,9 @@
       <w:r>
         <w:rPr>
           <w:i/>
-          <w:iCs/>
-          <w:sz w:val="18"/>
-          <w:szCs w:val="18"/>
+          <w:sz w:val="20"/>
         </w:rPr>
-        <w:t xml:space="preserve">“I will stick to it, inshallah.”</w:t>
+        <w:t xml:space="preserve">“I will stick with it, inshallah.”</w:t>
       </w:r>
     </w:p>
     <w:p>
@@ -151,7 +145,7 @@
     </w:p>
     <w:p>
       <w:r>
-        <w:t xml:space="preserve">A positive hope or blessing about a favourable outcome outside direct speaker control.</w:t>
+        <w:t>A hope or blessing about an outcome the speaker does not control, favourable or unfavourable, including a blessing at the end of a turn or post.</w:t>
       </w:r>
     </w:p>
     <w:p>
@@ -175,11 +169,9 @@
       <w:r>
         <w:rPr>
           <w:i/>
-          <w:iCs/>
-          <w:sz w:val="18"/>
-          <w:szCs w:val="18"/>
+          <w:sz w:val="20"/>
         </w:rPr>
-        <w:t xml:space="preserve">“O Lord, inshallah, may He grant you success, my dear son, and make you happy.”</w:t>
+        <w:t xml:space="preserve">“O Lord, inshallah He grants you success, my son, and makes you happy.”</w:t>
       </w:r>
     </w:p>
     <w:p>
@@ -211,11 +203,9 @@
       <w:r>
         <w:rPr>
           <w:i/>
-          <w:iCs/>
-          <w:sz w:val="18"/>
-          <w:szCs w:val="18"/>
+          <w:sz w:val="20"/>
         </w:rPr>
-        <w:t xml:space="preserve">“May my Lord grant you success and make your path and your affairs easy, inshallah.”</w:t>
+        <w:t xml:space="preserve">“May my Lord grant you success and ease your path and your affairs, inshallah.”</w:t>
       </w:r>
     </w:p>
     <w:p>
@@ -247,9 +237,7 @@
       <w:r>
         <w:rPr>
           <w:i/>
-          <w:iCs/>
-          <w:sz w:val="18"/>
-          <w:szCs w:val="18"/>
+          <w:sz w:val="20"/>
         </w:rPr>
         <w:t xml:space="preserve">“And inshallah your affairs will go smoothly.”</w:t>
       </w:r>
@@ -296,11 +284,9 @@
       <w:r>
         <w:rPr>
           <w:i/>
-          <w:iCs/>
-          <w:sz w:val="18"/>
-          <w:szCs w:val="18"/>
+          <w:sz w:val="20"/>
         </w:rPr>
-        <w:t xml:space="preserve">“I have studied it and planned for it, inshallah; inshallah it is sorted.”</w:t>
+        <w:t xml:space="preserve">“I’ve studied it and arranged for it, inshallah; inshallah it’s settled.”</w:t>
       </w:r>
     </w:p>
     <w:p>
@@ -332,9 +318,7 @@
       <w:r>
         <w:rPr>
           <w:i/>
-          <w:iCs/>
-          <w:sz w:val="18"/>
-          <w:szCs w:val="18"/>
+          <w:sz w:val="20"/>
         </w:rPr>
         <w:t xml:space="preserve">“Inshallah I’ll explain it to you later.”</w:t>
       </w:r>
@@ -368,9 +352,7 @@
       <w:r>
         <w:rPr>
           <w:i/>
-          <w:iCs/>
-          <w:sz w:val="18"/>
-          <w:szCs w:val="18"/>
+          <w:sz w:val="20"/>
         </w:rPr>
         <w:t xml:space="preserve">“Yes, inshallah, inshallah.”</w:t>
       </w:r>
@@ -428,9 +410,7 @@
       <w:r>
         <w:rPr>
           <w:i/>
-          <w:iCs/>
-          <w:sz w:val="18"/>
-          <w:szCs w:val="18"/>
+          <w:sz w:val="20"/>
         </w:rPr>
         <w:t xml:space="preserve">“Inshallah I have made it clear to you.”</w:t>
       </w:r>
@@ -464,11 +444,9 @@
       <w:r>
         <w:rPr>
           <w:i/>
-          <w:iCs/>
-          <w:sz w:val="18"/>
-          <w:szCs w:val="18"/>
+          <w:sz w:val="20"/>
         </w:rPr>
-        <w:t xml:space="preserve">“Inshallah the accounts came out right, uncle.”</w:t>
+        <w:t xml:space="preserve">“Inshallah the calculations came out right, uncle.”</w:t>
       </w:r>
     </w:p>
     <w:p>
@@ -500,11 +478,9 @@
       <w:r>
         <w:rPr>
           <w:i/>
-          <w:iCs/>
-          <w:sz w:val="18"/>
-          <w:szCs w:val="18"/>
+          <w:sz w:val="20"/>
         </w:rPr>
-        <w:t xml:space="preserve">“But inshallah it isn’t too late.”</w:t>
+        <w:t xml:space="preserve">“But inshallah it is not already too late.”</w:t>
       </w:r>
     </w:p>
     <w:p>
@@ -558,9 +534,7 @@
       <w:r>
         <w:rPr>
           <w:i/>
-          <w:iCs/>
-          <w:sz w:val="18"/>
-          <w:szCs w:val="18"/>
+          <w:sz w:val="20"/>
         </w:rPr>
         <w:t xml:space="preserve">“Inshallah, when they let us, I’ll show you the villa properly &lt;&lt;&lt;&lt; dream on hahaha”</w:t>
       </w:r>
@@ -594,11 +568,9 @@
       <w:r>
         <w:rPr>
           <w:i/>
-          <w:iCs/>
-          <w:sz w:val="18"/>
-          <w:szCs w:val="18"/>
+          <w:sz w:val="20"/>
         </w:rPr>
-        <w:t xml:space="preserve">“When were you planning to sell, inshallah?”</w:t>
+        <w:t xml:space="preserve">“When, inshallah, were you planning to sell?”</w:t>
       </w:r>
     </w:p>
     <w:p>
@@ -643,9 +615,7 @@
       <w:r>
         <w:rPr>
           <w:i/>
-          <w:iCs/>
-          <w:sz w:val="18"/>
-          <w:szCs w:val="18"/>
+          <w:sz w:val="20"/>
         </w:rPr>
         <w:t xml:space="preserve">“And you want us to run away? And where would we go, inshallah?”</w:t>
       </w:r>
@@ -705,11 +675,9 @@
       <w:r>
         <w:rPr>
           <w:i/>
-          <w:iCs/>
-          <w:sz w:val="18"/>
-          <w:szCs w:val="18"/>
+          <w:sz w:val="20"/>
         </w:rPr>
-        <w:t xml:space="preserve">“Okay, inshallah.”</w:t>
+        <w:t xml:space="preserve">“OK, inshallah.”</w:t>
       </w:r>
     </w:p>
     <w:p>
@@ -741,9 +709,7 @@
       <w:r>
         <w:rPr>
           <w:i/>
-          <w:iCs/>
-          <w:sz w:val="18"/>
-          <w:szCs w:val="18"/>
+          <w:sz w:val="20"/>
         </w:rPr>
         <w:t xml:space="preserve">“Inshallah. Thanks for stopping by.”</w:t>
       </w:r>
@@ -777,9 +743,7 @@
       <w:r>
         <w:rPr>
           <w:i/>
-          <w:iCs/>
-          <w:sz w:val="18"/>
-          <w:szCs w:val="18"/>
+          <w:sz w:val="20"/>
         </w:rPr>
         <w:t xml:space="preserve">“Until tomorrow, inshallah.”</w:t>
       </w:r>
@@ -794,12 +758,12 @@
     </w:p>
     <w:p>
       <w:r>
-        <w:t xml:space="preserve">WISH versus CLOSE: if inshallah attaches to a specific favourable outcome outside the speaker’s control, the label is WISH, even at the end of a turn; if it adds no new outcome and only acknowledges or closes the exchange, the label is CLOSE. HEDGE versus WISH: if the proposition concerns an existing state, the label is HEDGE; if it concerns a hoped-for future result, the label is WISH. Laughter alone never proves SKEPTIC.</w:t>
+        <w:t xml:space="preserve">WISH versus CLOSE: if inshallah attaches to a specific outcome outside the speaker’s control, the label is WISH, even at the end of a turn; if it adds no new outcome and only acknowledges or closes the exchange, for example before thanks, leave-taking or a topic shift, the label is CLOSE. HEDGE versus WISH: if the proposition concerns an existing state, the label is HEDGE; if it concerns a hoped-for future result, the label is WISH. Laughter alone never proves SKEPTIC.</w:t>
       </w:r>
     </w:p>
     <w:p>
       <w:r>
-        <w:t xml:space="preserve">OTHER records recognizable functions outside the six labels, such as threats, curses or warnings. UNCLEAR records insufficient context, not an excluded known function. QUOTE marks Quranic quotations, which are excluded from annotation. Source membership alone does not establish individual dialect or nationality.</w:t>
+        <w:t xml:space="preserve">OTHER records recognizable functions outside the six labels, such as threats, curses or warnings. UNCLEAR is used only when the context is not enough to decide, not for a known function. QUOTE marks Quranic quotations, which are excluded from annotation. Source membership alone does not establish individual dialect or nationality.</w:t>
       </w:r>
     </w:p>
     <w:sectPr>
